--- a/data/NyayChat/Chat/353.docx
+++ b/data/NyayChat/Chat/353.docx
@@ -1157,7 +1157,7 @@
           <w:szCs w:val="24"/>
           <w:rtl w:val="0"/>
         </w:rPr>
-        <w:t xml:space="preserve">. You are required to fill in the details that have been left empty in both the documents. Further, you must get the affidavit notarised. In case of any queries regarding how you can get the Affidavit notarised, feel free to approach me anytime. After filling all the documents and getting the affidavit notarised, you can file your complaint on E-daakhil, the portal for consumer redressal. Do you want me to provide you with a step-by-step guide on how to file your complaint on E-daakhil?</w:t>
+        <w:t xml:space="preserve">. You are required to fill in the details that have been left empty in both the documents. Further, you must get the affidavit notarised. In case of any queries regarding how you can get the Affidavit notarised, feel free to approach me anytime. After filling all the documents and getting the affidavit notarised, you can file your complaint on e-Jagriti, the portal for consumer redressal. Do you want me to provide you with a step-by-step guide on how to file your complaint on e-Jagriti?</w:t>
       </w:r>
     </w:p>
     <w:p>
@@ -1224,7 +1224,7 @@
           <w:szCs w:val="24"/>
           <w:rtl w:val="0"/>
         </w:rPr>
-        <w:t xml:space="preserve">Create an account on E-daakhil.</w:t>
+        <w:t xml:space="preserve">Create an account on e-Jagriti.</w:t>
       </w:r>
     </w:p>
     <w:p>
@@ -1773,7 +1773,7 @@
     <w:name w:val="normal"/>
   </w:style>
   <w:style w:type="table" w:styleId="TableNormal" w:default="1">
-    <w:name w:val="Table Normal"/>
+    <w:name w:val="TableNormal"/>
   </w:style>
   <w:style w:type="paragraph" w:styleId="Heading1">
     <w:name w:val="heading 1"/>
